--- a/public/smart-police/forms/รายงานการสอบสวน.docx
+++ b/public/smart-police/forms/รายงานการสอบสวน.docx
@@ -2015,7 +2015,7 @@
         <w:szCs w:val="24"/>
         <w:cs/>
       </w:rPr>
-      <w:t>สอบสวน.</w:t>
+      <w:t/>
     </w:r>
     <w:r>
       <w:rPr>
@@ -2026,7 +2026,7 @@
         <w:sz w:val="24"/>
         <w:szCs w:val="24"/>
       </w:rPr>
-      <w:t>com</w:t>
+      <w:t/>
     </w:r>
   </w:p>
 </w:ftr>
@@ -2113,7 +2113,7 @@
         <w:szCs w:val="24"/>
         <w:cs/>
       </w:rPr>
-      <w:t>สอบสวน.</w:t>
+      <w:t/>
     </w:r>
     <w:r>
       <w:rPr>
@@ -2124,7 +2124,7 @@
         <w:sz w:val="24"/>
         <w:szCs w:val="24"/>
       </w:rPr>
-      <w:t>com</w:t>
+      <w:t/>
     </w:r>
   </w:p>
 </w:ftr>

--- a/public/smart-police/forms/รายงานการสอบสวน.docx
+++ b/public/smart-police/forms/รายงานการสอบสวน.docx
@@ -1985,7 +1985,7 @@
         <w:szCs w:val="32"/>
         <w:cs/>
       </w:rPr>
-      <w:t>(ส ๕๖ - ๓/๑)</w:t>
+      <w:t/>
     </w:r>
     <w:r>
       <w:rPr>
@@ -2063,7 +2063,7 @@
         <w:szCs w:val="32"/>
         <w:cs/>
       </w:rPr>
-      <w:t xml:space="preserve">(ส ๕๖ - </w:t>
+      <w:t xml:space="preserve"/>
     </w:r>
     <w:r>
       <w:rPr>
@@ -2073,7 +2073,7 @@
         <w:szCs w:val="32"/>
         <w:cs/>
       </w:rPr>
-      <w:t>๓/๑</w:t>
+      <w:t/>
     </w:r>
     <w:r>
       <w:rPr>
@@ -2083,7 +2083,7 @@
         <w:szCs w:val="32"/>
         <w:cs/>
       </w:rPr>
-      <w:t>)</w:t>
+      <w:t/>
     </w:r>
     <w:r>
       <w:rPr>
